--- a/klagomål/A 45973-2025 FSC-klagomål.docx
+++ b/klagomål/A 45973-2025 FSC-klagomål.docx
@@ -897,7 +897,7 @@
     <w:r>
       <w:tab/>
       <w:tab/>
-      <w:t>2025-09-30</w:t>
+      <w:t>2025-10-01</w:t>
       <w:br/>
       <w:br/>
     </w:r>

--- a/klagomål/A 45973-2025 FSC-klagomål.docx
+++ b/klagomål/A 45973-2025 FSC-klagomål.docx
@@ -897,7 +897,7 @@
     <w:r>
       <w:tab/>
       <w:tab/>
-      <w:t>2025-10-01</w:t>
+      <w:t>2025-10-02</w:t>
       <w:br/>
       <w:br/>
     </w:r>

--- a/klagomål/A 45973-2025 FSC-klagomål.docx
+++ b/klagomål/A 45973-2025 FSC-klagomål.docx
@@ -897,7 +897,7 @@
     <w:r>
       <w:tab/>
       <w:tab/>
-      <w:t>2025-10-02</w:t>
+      <w:t>2025-10-03</w:t>
       <w:br/>
       <w:br/>
     </w:r>

--- a/klagomål/A 45973-2025 FSC-klagomål.docx
+++ b/klagomål/A 45973-2025 FSC-klagomål.docx
@@ -897,7 +897,7 @@
     <w:r>
       <w:tab/>
       <w:tab/>
-      <w:t>2025-10-03</w:t>
+      <w:t>2025-10-04</w:t>
       <w:br/>
       <w:br/>
     </w:r>

--- a/klagomål/A 45973-2025 FSC-klagomål.docx
+++ b/klagomål/A 45973-2025 FSC-klagomål.docx
@@ -897,7 +897,7 @@
     <w:r>
       <w:tab/>
       <w:tab/>
-      <w:t>2025-10-04</w:t>
+      <w:t>2025-10-05</w:t>
       <w:br/>
       <w:br/>
     </w:r>

--- a/klagomål/A 45973-2025 FSC-klagomål.docx
+++ b/klagomål/A 45973-2025 FSC-klagomål.docx
@@ -191,7 +191,7 @@
     </w:p>
     <w:p>
       <w:r>
-        <w:t>I avverkningsanmälan har följande 3 naturvårdsarter hittats: garnlav (NT), tretåig hackspett (NT, §4) och blodticka (S). Av dessa är 2 rödlistade. För rödlistade arter har rödlistekategorin angivits inom parentes. Arter som är signalarter enligt Skogsstyrelsen har markerats med (S). För fridlysta arter anges även paragrafen i Artskyddsförordningen som arten är fridlyst enligt.</w:t>
+        <w:t>I avverkningsanmälan har följande 4 naturvårdsarter hittats: garnlav (NT), granticka (NT), tretåig hackspett (NT, §4) och blodticka (S). Av dessa är 3 rödlistade. För rödlistade arter har rödlistekategorin angivits inom parentes. Arter som är signalarter enligt Skogsstyrelsen har markerats med (S). För fridlysta arter anges även paragrafen i Artskyddsförordningen som arten är fridlyst enligt.</w:t>
       </w:r>
     </w:p>
     <w:p>
@@ -255,6 +255,17 @@
       </w:r>
       <w:r>
         <w:t xml:space="preserve"> är en utpräglad barrskogsart som ibland kan drapera träden i norrländska grannaturskogar med hög luftfuktighet. Den förekommer även i talldominerade bestånd där den, förutom i trädens grenverk, påträffas hängande över ojämnheter i tallbarken. Arten har minskat starkt i södra och mellersta Sverige och den minskar även i sitt nordliga utbredningsområde. Orsaken till tillbakagången beror främst på slutavverkningar av naturskogsartade skogar. Bestånd med riklig förekomst bör regelmässigt sparas. Garnlav är värdväxt för den mycket sällsynta och akut hotade fjärilen barrskogslavfly (CR) som hör hemma i boreala barrskogar med riklig förekomst av värdväxten. Tidigare kunde arten konstateras årligen på flera platser vid Dala-Floda i Dalarna innan lokalerna kalavverkades. Senaste fyndet i landet av barrskogslavfly är från år 2000 då den påträffades vid Högberget i Sollefteå kommun (SLU Artdatabanken, 2024).</w:t>
+      </w:r>
+    </w:p>
+    <w:p>
+      <w:r>
+        <w:rPr>
+          <w:b/>
+        </w:rPr>
+        <w:t>Granticka (NT)</w:t>
+      </w:r>
+      <w:r>
+        <w:t xml:space="preserve"> förekommer främst i äldre skogar med naturskogskaraktär, liksom i dimensionsavverkade och plockhuggna skogar. I äldre grannaturskog i norra Sverige är den alltjämt en förhållandevis vanlig karaktärsart, medan den längre söderut blir allt mer sällsynt. I Götaland och delar av Svealand är den en god signalart för skyddsvärda granskogsmiljöer. Arten bedöms ha minskat starkt under senare år på grund av skogsavverkningar, då den framför allt växer i äldre granskog med långvarig grankontinuitet. I urskogsliknande bestånd i norra Sverige kan ibland påträffas den mycket sällsynta tickan grantickeporing (VU), som lever på döda grantickor (SLU Artdatabanken, 2024; Nitare &amp; Skogsstyrelsen, 2019).</w:t>
       </w:r>
     </w:p>
     <w:p>
@@ -406,7 +417,7 @@
         <w:rPr>
           <w:i/>
         </w:rPr>
-        <w:t>I det avverkningsanmälda skogsområdet har 3 naturvårdsarter varav 2 rödlistade arter sina livsmiljöer och växtplatser.</w:t>
+        <w:t>I det avverkningsanmälda skogsområdet har 4 naturvårdsarter varav 3 rödlistade arter sina livsmiljöer och växtplatser.</w:t>
       </w:r>
     </w:p>
     <w:p>
@@ -897,7 +908,7 @@
     <w:r>
       <w:tab/>
       <w:tab/>
-      <w:t>2025-10-05</w:t>
+      <w:t>2025-10-06</w:t>
       <w:br/>
       <w:br/>
     </w:r>

--- a/klagomål/A 45973-2025 FSC-klagomål.docx
+++ b/klagomål/A 45973-2025 FSC-klagomål.docx
@@ -908,7 +908,7 @@
     <w:r>
       <w:tab/>
       <w:tab/>
-      <w:t>2025-10-06</w:t>
+      <w:t>2025-10-07</w:t>
       <w:br/>
       <w:br/>
     </w:r>

--- a/klagomål/A 45973-2025 FSC-klagomål.docx
+++ b/klagomål/A 45973-2025 FSC-klagomål.docx
@@ -908,7 +908,7 @@
     <w:r>
       <w:tab/>
       <w:tab/>
-      <w:t>2025-10-07</w:t>
+      <w:t>2025-10-08</w:t>
       <w:br/>
       <w:br/>
     </w:r>

--- a/klagomål/A 45973-2025 FSC-klagomål.docx
+++ b/klagomål/A 45973-2025 FSC-klagomål.docx
@@ -908,7 +908,7 @@
     <w:r>
       <w:tab/>
       <w:tab/>
-      <w:t>2025-10-08</w:t>
+      <w:t>2025-10-09</w:t>
       <w:br/>
       <w:br/>
     </w:r>

--- a/klagomål/A 45973-2025 FSC-klagomål.docx
+++ b/klagomål/A 45973-2025 FSC-klagomål.docx
@@ -908,7 +908,7 @@
     <w:r>
       <w:tab/>
       <w:tab/>
-      <w:t>2025-10-09</w:t>
+      <w:t>2025-10-10</w:t>
       <w:br/>
       <w:br/>
     </w:r>

--- a/klagomål/A 45973-2025 FSC-klagomål.docx
+++ b/klagomål/A 45973-2025 FSC-klagomål.docx
@@ -908,7 +908,7 @@
     <w:r>
       <w:tab/>
       <w:tab/>
-      <w:t>2025-10-10</w:t>
+      <w:t>2025-10-11</w:t>
       <w:br/>
       <w:br/>
     </w:r>

--- a/klagomål/A 45973-2025 FSC-klagomål.docx
+++ b/klagomål/A 45973-2025 FSC-klagomål.docx
@@ -908,7 +908,7 @@
     <w:r>
       <w:tab/>
       <w:tab/>
-      <w:t>2025-10-16</w:t>
+      <w:t>2025-10-17</w:t>
       <w:br/>
       <w:br/>
     </w:r>

--- a/klagomål/A 45973-2025 FSC-klagomål.docx
+++ b/klagomål/A 45973-2025 FSC-klagomål.docx
@@ -908,7 +908,7 @@
     <w:r>
       <w:tab/>
       <w:tab/>
-      <w:t>2025-10-17</w:t>
+      <w:t>2025-10-18</w:t>
       <w:br/>
       <w:br/>
     </w:r>

--- a/klagomål/A 45973-2025 FSC-klagomål.docx
+++ b/klagomål/A 45973-2025 FSC-klagomål.docx
@@ -908,7 +908,7 @@
     <w:r>
       <w:tab/>
       <w:tab/>
-      <w:t>2025-10-18</w:t>
+      <w:t>2025-10-19</w:t>
       <w:br/>
       <w:br/>
     </w:r>

--- a/klagomål/A 45973-2025 FSC-klagomål.docx
+++ b/klagomål/A 45973-2025 FSC-klagomål.docx
@@ -908,7 +908,7 @@
     <w:r>
       <w:tab/>
       <w:tab/>
-      <w:t>2025-10-19</w:t>
+      <w:t>2025-10-20</w:t>
       <w:br/>
       <w:br/>
     </w:r>

--- a/klagomål/A 45973-2025 FSC-klagomål.docx
+++ b/klagomål/A 45973-2025 FSC-klagomål.docx
@@ -908,7 +908,7 @@
     <w:r>
       <w:tab/>
       <w:tab/>
-      <w:t>2025-10-20</w:t>
+      <w:t>2025-10-21</w:t>
       <w:br/>
       <w:br/>
     </w:r>

--- a/klagomål/A 45973-2025 FSC-klagomål.docx
+++ b/klagomål/A 45973-2025 FSC-klagomål.docx
@@ -908,7 +908,7 @@
     <w:r>
       <w:tab/>
       <w:tab/>
-      <w:t>2025-10-21</w:t>
+      <w:t>2025-10-22</w:t>
       <w:br/>
       <w:br/>
     </w:r>

--- a/klagomål/A 45973-2025 FSC-klagomål.docx
+++ b/klagomål/A 45973-2025 FSC-klagomål.docx
@@ -908,7 +908,7 @@
     <w:r>
       <w:tab/>
       <w:tab/>
-      <w:t>2025-10-22</w:t>
+      <w:t>2025-10-23</w:t>
       <w:br/>
       <w:br/>
     </w:r>

--- a/klagomål/A 45973-2025 FSC-klagomål.docx
+++ b/klagomål/A 45973-2025 FSC-klagomål.docx
@@ -908,7 +908,7 @@
     <w:r>
       <w:tab/>
       <w:tab/>
-      <w:t>2025-10-23</w:t>
+      <w:t>2025-10-24</w:t>
       <w:br/>
       <w:br/>
     </w:r>

--- a/klagomål/A 45973-2025 FSC-klagomål.docx
+++ b/klagomål/A 45973-2025 FSC-klagomål.docx
@@ -908,7 +908,7 @@
     <w:r>
       <w:tab/>
       <w:tab/>
-      <w:t>2025-10-24</w:t>
+      <w:t>2025-10-25</w:t>
       <w:br/>
       <w:br/>
     </w:r>

--- a/klagomål/A 45973-2025 FSC-klagomål.docx
+++ b/klagomål/A 45973-2025 FSC-klagomål.docx
@@ -908,7 +908,7 @@
     <w:r>
       <w:tab/>
       <w:tab/>
-      <w:t>2025-10-25</w:t>
+      <w:t>2025-10-26</w:t>
       <w:br/>
       <w:br/>
     </w:r>

--- a/klagomål/A 45973-2025 FSC-klagomål.docx
+++ b/klagomål/A 45973-2025 FSC-klagomål.docx
@@ -908,7 +908,7 @@
     <w:r>
       <w:tab/>
       <w:tab/>
-      <w:t>2025-10-26</w:t>
+      <w:t>2025-10-27</w:t>
       <w:br/>
       <w:br/>
     </w:r>

--- a/klagomål/A 45973-2025 FSC-klagomål.docx
+++ b/klagomål/A 45973-2025 FSC-klagomål.docx
@@ -908,7 +908,7 @@
     <w:r>
       <w:tab/>
       <w:tab/>
-      <w:t>2025-10-27</w:t>
+      <w:t>2025-10-28</w:t>
       <w:br/>
       <w:br/>
     </w:r>

--- a/klagomål/A 45973-2025 FSC-klagomål.docx
+++ b/klagomål/A 45973-2025 FSC-klagomål.docx
@@ -908,7 +908,7 @@
     <w:r>
       <w:tab/>
       <w:tab/>
-      <w:t>2025-10-28</w:t>
+      <w:t>2025-10-29</w:t>
       <w:br/>
       <w:br/>
     </w:r>

--- a/klagomål/A 45973-2025 FSC-klagomål.docx
+++ b/klagomål/A 45973-2025 FSC-klagomål.docx
@@ -908,7 +908,7 @@
     <w:r>
       <w:tab/>
       <w:tab/>
-      <w:t>2025-10-29</w:t>
+      <w:t>2025-10-30</w:t>
       <w:br/>
       <w:br/>
     </w:r>

--- a/klagomål/A 45973-2025 FSC-klagomål.docx
+++ b/klagomål/A 45973-2025 FSC-klagomål.docx
@@ -908,7 +908,7 @@
     <w:r>
       <w:tab/>
       <w:tab/>
-      <w:t>2025-10-30</w:t>
+      <w:t>2025-10-31</w:t>
       <w:br/>
       <w:br/>
     </w:r>

--- a/klagomål/A 45973-2025 FSC-klagomål.docx
+++ b/klagomål/A 45973-2025 FSC-klagomål.docx
@@ -908,7 +908,7 @@
     <w:r>
       <w:tab/>
       <w:tab/>
-      <w:t>2025-10-31</w:t>
+      <w:t>2025-11-01</w:t>
       <w:br/>
       <w:br/>
     </w:r>

--- a/klagomål/A 45973-2025 FSC-klagomål.docx
+++ b/klagomål/A 45973-2025 FSC-klagomål.docx
@@ -908,7 +908,7 @@
     <w:r>
       <w:tab/>
       <w:tab/>
-      <w:t>2025-11-01</w:t>
+      <w:t>2025-11-02</w:t>
       <w:br/>
       <w:br/>
     </w:r>

--- a/klagomål/A 45973-2025 FSC-klagomål.docx
+++ b/klagomål/A 45973-2025 FSC-klagomål.docx
@@ -908,7 +908,7 @@
     <w:r>
       <w:tab/>
       <w:tab/>
-      <w:t>2025-11-02</w:t>
+      <w:t>2025-11-03</w:t>
       <w:br/>
       <w:br/>
     </w:r>

--- a/klagomål/A 45973-2025 FSC-klagomål.docx
+++ b/klagomål/A 45973-2025 FSC-klagomål.docx
@@ -908,7 +908,7 @@
     <w:r>
       <w:tab/>
       <w:tab/>
-      <w:t>2025-11-03</w:t>
+      <w:t>2025-11-04</w:t>
       <w:br/>
       <w:br/>
     </w:r>

--- a/klagomål/A 45973-2025 FSC-klagomål.docx
+++ b/klagomål/A 45973-2025 FSC-klagomål.docx
@@ -908,7 +908,7 @@
     <w:r>
       <w:tab/>
       <w:tab/>
-      <w:t>2025-11-04</w:t>
+      <w:t>2025-11-05</w:t>
       <w:br/>
       <w:br/>
     </w:r>

--- a/klagomål/A 45973-2025 FSC-klagomål.docx
+++ b/klagomål/A 45973-2025 FSC-klagomål.docx
@@ -908,7 +908,7 @@
     <w:r>
       <w:tab/>
       <w:tab/>
-      <w:t>2025-11-05</w:t>
+      <w:t>2025-11-06</w:t>
       <w:br/>
       <w:br/>
     </w:r>

--- a/klagomål/A 45973-2025 FSC-klagomål.docx
+++ b/klagomål/A 45973-2025 FSC-klagomål.docx
@@ -908,7 +908,7 @@
     <w:r>
       <w:tab/>
       <w:tab/>
-      <w:t>2025-11-06</w:t>
+      <w:t>2025-11-07</w:t>
       <w:br/>
       <w:br/>
     </w:r>

--- a/klagomål/A 45973-2025 FSC-klagomål.docx
+++ b/klagomål/A 45973-2025 FSC-klagomål.docx
@@ -908,7 +908,7 @@
     <w:r>
       <w:tab/>
       <w:tab/>
-      <w:t>2025-11-07</w:t>
+      <w:t>2025-11-08</w:t>
       <w:br/>
       <w:br/>
     </w:r>

--- a/klagomål/A 45973-2025 FSC-klagomål.docx
+++ b/klagomål/A 45973-2025 FSC-klagomål.docx
@@ -908,7 +908,7 @@
     <w:r>
       <w:tab/>
       <w:tab/>
-      <w:t>2025-11-08</w:t>
+      <w:t>2025-11-09</w:t>
       <w:br/>
       <w:br/>
     </w:r>

--- a/klagomål/A 45973-2025 FSC-klagomål.docx
+++ b/klagomål/A 45973-2025 FSC-klagomål.docx
@@ -191,7 +191,7 @@
     </w:p>
     <w:p>
       <w:r>
-        <w:t>I avverkningsanmälan har följande 4 naturvårdsarter hittats: garnlav (NT), granticka (NT), tretåig hackspett (NT, §4) och blodticka (S). Av dessa är 3 rödlistade. För rödlistade arter har rödlistekategorin angivits inom parentes. Arter som är signalarter enligt Skogsstyrelsen har markerats med (S). För fridlysta arter anges även paragrafen i Artskyddsförordningen som arten är fridlyst enligt.</w:t>
+        <w:t>I avverkningsanmälan har följande 6 naturvårdsarter hittats: garnlav (NT), granticka (NT), spillkråka (NT, §4), tretåig hackspett (NT, §4), blodticka (S) och vedticka (S). Av dessa är 4 rödlistade. För rödlistade arter har rödlistekategorin angivits inom parentes. Arter som är signalarter enligt Skogsstyrelsen har markerats med (S). För fridlysta arter anges även paragrafen i Artskyddsförordningen som arten är fridlyst enligt.</w:t>
       </w:r>
     </w:p>
     <w:p>
@@ -278,7 +278,7 @@
     </w:p>
     <w:p>
       <w:r>
-        <w:t>Följande fridlysta arter har sina livsmiljöer och växtplatser i den avverkningsanmälda skogen: tretåig hackspett (NT, §4).</w:t>
+        <w:t>Följande fridlysta arter har sina livsmiljöer och växtplatser i den avverkningsanmälda skogen: spillkråka (NT, §4) och tretåig hackspett (NT, §4).</w:t>
       </w:r>
     </w:p>
     <w:p>
@@ -293,6 +293,17 @@
       </w:r>
       <w:r>
         <w:t>(artikel 1). Vidare att de åtgärder som vidtas inte får leda till en försämring av den nuvarande situationen beträffande bevarandet av de fågelarter som avses i artikel 1 (artikel 13). Fågeldirektivet är styrande för tillsynsansvariga myndigheters ärendehantering, ställningstaganden och beslutsfattande.</w:t>
+      </w:r>
+    </w:p>
+    <w:p>
+      <w:r>
+        <w:rPr>
+          <w:b/>
+        </w:rPr>
+        <w:t>Spillkråka (NT, §4)</w:t>
+      </w:r>
+      <w:r>
+        <w:t xml:space="preserve"> är rödlistad som nära hotad och ingår i bilaga 1 i EU:s fågeldirektiv. Den minskar i population på grund av minskad tillgång på lämpliga bo- och födoträd och minskad födotillgång. Spillkråkans minskningstakt har uppgått till 19 (24–10) % under de senaste 15 åren. Minskningstakten för den svenska populationen bedöms vara nära gränsvärdet för Sårbar (VU) (A2bc). Skogsbruk med korta omloppstider och täta, homogena ungskogar utgör det största hotet, (SLU Artdatabanken, 2023).</w:t>
       </w:r>
     </w:p>
     <w:p>
@@ -417,7 +428,7 @@
         <w:rPr>
           <w:i/>
         </w:rPr>
-        <w:t>I det avverkningsanmälda skogsområdet har 4 naturvårdsarter varav 3 rödlistade arter sina livsmiljöer och växtplatser.</w:t>
+        <w:t>I det avverkningsanmälda skogsområdet har 6 naturvårdsarter varav 4 rödlistade arter sina livsmiljöer och växtplatser.</w:t>
       </w:r>
     </w:p>
     <w:p>
@@ -615,6 +626,46 @@
       </w:pPr>
       <w:r>
         <w:t>BILAGA 1 – Fridlysta arter</w:t>
+      </w:r>
+    </w:p>
+    <w:p>
+      <w:pPr>
+        <w:pStyle w:val="Heading1"/>
+      </w:pPr>
+      <w:r>
+        <w:t>Spillkråka – ekologi samt krav på livsmiljön</w:t>
+      </w:r>
+    </w:p>
+    <w:p>
+      <w:r>
+        <w:t>Spillkråka (NT) är rödlistad som nära hotad, fridlyst enligt §4 Artskyddsförordningen och ingår i bilaga 1 i EU:s fågeldirektiv. Spillkråka lever i både barr- och blandskog liksom i ren lövskog. De tätaste populationerna tenderar att finnas i äldre, variationsrik blandskog med gott om död ved och gamla träd.</w:t>
+      </w:r>
+    </w:p>
+    <w:p>
+      <w:r>
+        <w:t>Varje par utnyttjar 400–1000 hektar skog beroende på skogens kvalitet. En minskning av populationen pågår på grund av minskad tillgång på lämpliga bo- och födoträd och minskad födotillgång. Spillkråkans minskningstakt har uppgått till 19 (24–10) % under de senaste 15 åren. Minskningstakten för den svenska populationen bedöms vara nära gränsvärdet för Sårbar (VU) (A2bc). Skogsbruk med korta omloppstider och täta, homogena ungskogar utgör det största hotet (Artdatabanken 2023).</w:t>
+      </w:r>
+    </w:p>
+    <w:p>
+      <w:pPr>
+        <w:pStyle w:val="Heading2"/>
+      </w:pPr>
+      <w:r>
+        <w:t>Referenser – spillkråka</w:t>
+      </w:r>
+    </w:p>
+    <w:p>
+      <w:r>
+        <w:t xml:space="preserve">SLU Artdatabanken, 2021. </w:t>
+      </w:r>
+      <w:r>
+        <w:rPr>
+          <w:i/>
+        </w:rPr>
+        <w:t xml:space="preserve">Artfaktablad. Naturvård – artfakta. </w:t>
+      </w:r>
+      <w:r>
+        <w:t>SLU Artdatabanken, Uppsala</w:t>
       </w:r>
     </w:p>
     <w:p>
@@ -908,7 +959,7 @@
     <w:r>
       <w:tab/>
       <w:tab/>
-      <w:t>2025-11-09</w:t>
+      <w:t>2025-11-10</w:t>
       <w:br/>
       <w:br/>
     </w:r>

--- a/klagomål/A 45973-2025 FSC-klagomål.docx
+++ b/klagomål/A 45973-2025 FSC-klagomål.docx
@@ -959,7 +959,7 @@
     <w:r>
       <w:tab/>
       <w:tab/>
-      <w:t>2025-11-10</w:t>
+      <w:t>2025-11-11</w:t>
       <w:br/>
       <w:br/>
     </w:r>

--- a/klagomål/A 45973-2025 FSC-klagomål.docx
+++ b/klagomål/A 45973-2025 FSC-klagomål.docx
@@ -959,7 +959,7 @@
     <w:r>
       <w:tab/>
       <w:tab/>
-      <w:t>2025-11-11</w:t>
+      <w:t>2025-11-12</w:t>
       <w:br/>
       <w:br/>
     </w:r>

--- a/klagomål/A 45973-2025 FSC-klagomål.docx
+++ b/klagomål/A 45973-2025 FSC-klagomål.docx
@@ -959,7 +959,7 @@
     <w:r>
       <w:tab/>
       <w:tab/>
-      <w:t>2025-11-12</w:t>
+      <w:t>2025-11-13</w:t>
       <w:br/>
       <w:br/>
     </w:r>

--- a/klagomål/A 45973-2025 FSC-klagomål.docx
+++ b/klagomål/A 45973-2025 FSC-klagomål.docx
@@ -959,7 +959,7 @@
     <w:r>
       <w:tab/>
       <w:tab/>
-      <w:t>2025-11-13</w:t>
+      <w:t>2025-11-14</w:t>
       <w:br/>
       <w:br/>
     </w:r>

--- a/klagomål/A 45973-2025 FSC-klagomål.docx
+++ b/klagomål/A 45973-2025 FSC-klagomål.docx
@@ -959,7 +959,7 @@
     <w:r>
       <w:tab/>
       <w:tab/>
-      <w:t>2025-11-14</w:t>
+      <w:t>2025-11-15</w:t>
       <w:br/>
       <w:br/>
     </w:r>

--- a/klagomål/A 45973-2025 FSC-klagomål.docx
+++ b/klagomål/A 45973-2025 FSC-klagomål.docx
@@ -959,7 +959,7 @@
     <w:r>
       <w:tab/>
       <w:tab/>
-      <w:t>2025-11-15</w:t>
+      <w:t>2025-11-20</w:t>
       <w:br/>
       <w:br/>
     </w:r>

--- a/klagomål/A 45973-2025 FSC-klagomål.docx
+++ b/klagomål/A 45973-2025 FSC-klagomål.docx
@@ -959,7 +959,7 @@
     <w:r>
       <w:tab/>
       <w:tab/>
-      <w:t>2025-11-20</w:t>
+      <w:t>2025-11-21</w:t>
       <w:br/>
       <w:br/>
     </w:r>

--- a/klagomål/A 45973-2025 FSC-klagomål.docx
+++ b/klagomål/A 45973-2025 FSC-klagomål.docx
@@ -959,7 +959,7 @@
     <w:r>
       <w:tab/>
       <w:tab/>
-      <w:t>2025-11-21</w:t>
+      <w:t>2025-11-22</w:t>
       <w:br/>
       <w:br/>
     </w:r>

--- a/klagomål/A 45973-2025 FSC-klagomål.docx
+++ b/klagomål/A 45973-2025 FSC-klagomål.docx
@@ -959,7 +959,7 @@
     <w:r>
       <w:tab/>
       <w:tab/>
-      <w:t>2025-11-22</w:t>
+      <w:t>2025-11-23</w:t>
       <w:br/>
       <w:br/>
     </w:r>

--- a/klagomål/A 45973-2025 FSC-klagomål.docx
+++ b/klagomål/A 45973-2025 FSC-klagomål.docx
@@ -959,7 +959,7 @@
     <w:r>
       <w:tab/>
       <w:tab/>
-      <w:t>2025-11-23</w:t>
+      <w:t>2025-11-24</w:t>
       <w:br/>
       <w:br/>
     </w:r>

--- a/klagomål/A 45973-2025 FSC-klagomål.docx
+++ b/klagomål/A 45973-2025 FSC-klagomål.docx
@@ -959,7 +959,7 @@
     <w:r>
       <w:tab/>
       <w:tab/>
-      <w:t>2025-11-24</w:t>
+      <w:t>2025-11-25</w:t>
       <w:br/>
       <w:br/>
     </w:r>

--- a/klagomål/A 45973-2025 FSC-klagomål.docx
+++ b/klagomål/A 45973-2025 FSC-klagomål.docx
@@ -959,7 +959,7 @@
     <w:r>
       <w:tab/>
       <w:tab/>
-      <w:t>2025-11-25</w:t>
+      <w:t>2025-11-26</w:t>
       <w:br/>
       <w:br/>
     </w:r>

--- a/klagomål/A 45973-2025 FSC-klagomål.docx
+++ b/klagomål/A 45973-2025 FSC-klagomål.docx
@@ -959,7 +959,7 @@
     <w:r>
       <w:tab/>
       <w:tab/>
-      <w:t>2025-11-26</w:t>
+      <w:t>2025-11-27</w:t>
       <w:br/>
       <w:br/>
     </w:r>

--- a/klagomål/A 45973-2025 FSC-klagomål.docx
+++ b/klagomål/A 45973-2025 FSC-klagomål.docx
@@ -959,7 +959,7 @@
     <w:r>
       <w:tab/>
       <w:tab/>
-      <w:t>2025-11-27</w:t>
+      <w:t>2025-11-28</w:t>
       <w:br/>
       <w:br/>
     </w:r>

--- a/klagomål/A 45973-2025 FSC-klagomål.docx
+++ b/klagomål/A 45973-2025 FSC-klagomål.docx
@@ -959,7 +959,7 @@
     <w:r>
       <w:tab/>
       <w:tab/>
-      <w:t>2025-11-28</w:t>
+      <w:t>2025-11-29</w:t>
       <w:br/>
       <w:br/>
     </w:r>

--- a/klagomål/A 45973-2025 FSC-klagomål.docx
+++ b/klagomål/A 45973-2025 FSC-klagomål.docx
@@ -959,7 +959,7 @@
     <w:r>
       <w:tab/>
       <w:tab/>
-      <w:t>2025-11-29</w:t>
+      <w:t>2025-11-30</w:t>
       <w:br/>
       <w:br/>
     </w:r>

--- a/klagomål/A 45973-2025 FSC-klagomål.docx
+++ b/klagomål/A 45973-2025 FSC-klagomål.docx
@@ -959,7 +959,7 @@
     <w:r>
       <w:tab/>
       <w:tab/>
-      <w:t>2025-11-30</w:t>
+      <w:t>2025-12-01</w:t>
       <w:br/>
       <w:br/>
     </w:r>

--- a/klagomål/A 45973-2025 FSC-klagomål.docx
+++ b/klagomål/A 45973-2025 FSC-klagomål.docx
@@ -959,7 +959,7 @@
     <w:r>
       <w:tab/>
       <w:tab/>
-      <w:t>2025-12-01</w:t>
+      <w:t>2025-12-02</w:t>
       <w:br/>
       <w:br/>
     </w:r>

--- a/klagomål/A 45973-2025 FSC-klagomål.docx
+++ b/klagomål/A 45973-2025 FSC-klagomål.docx
@@ -959,7 +959,7 @@
     <w:r>
       <w:tab/>
       <w:tab/>
-      <w:t>2025-12-02</w:t>
+      <w:t>2025-12-03</w:t>
       <w:br/>
       <w:br/>
     </w:r>

--- a/klagomål/A 45973-2025 FSC-klagomål.docx
+++ b/klagomål/A 45973-2025 FSC-klagomål.docx
@@ -959,7 +959,7 @@
     <w:r>
       <w:tab/>
       <w:tab/>
-      <w:t>2025-12-03</w:t>
+      <w:t>2025-12-04</w:t>
       <w:br/>
       <w:br/>
     </w:r>

--- a/klagomål/A 45973-2025 FSC-klagomål.docx
+++ b/klagomål/A 45973-2025 FSC-klagomål.docx
@@ -959,7 +959,7 @@
     <w:r>
       <w:tab/>
       <w:tab/>
-      <w:t>2025-12-04</w:t>
+      <w:t>2025-12-05</w:t>
       <w:br/>
       <w:br/>
     </w:r>

--- a/klagomål/A 45973-2025 FSC-klagomål.docx
+++ b/klagomål/A 45973-2025 FSC-klagomål.docx
@@ -959,7 +959,7 @@
     <w:r>
       <w:tab/>
       <w:tab/>
-      <w:t>2025-12-05</w:t>
+      <w:t>2025-12-06</w:t>
       <w:br/>
       <w:br/>
     </w:r>

--- a/klagomål/A 45973-2025 FSC-klagomål.docx
+++ b/klagomål/A 45973-2025 FSC-klagomål.docx
@@ -959,7 +959,7 @@
     <w:r>
       <w:tab/>
       <w:tab/>
-      <w:t>2025-12-06</w:t>
+      <w:t>2025-12-07</w:t>
       <w:br/>
       <w:br/>
     </w:r>

--- a/klagomål/A 45973-2025 FSC-klagomål.docx
+++ b/klagomål/A 45973-2025 FSC-klagomål.docx
@@ -959,7 +959,7 @@
     <w:r>
       <w:tab/>
       <w:tab/>
-      <w:t>2025-12-07</w:t>
+      <w:t>2025-12-08</w:t>
       <w:br/>
       <w:br/>
     </w:r>

--- a/klagomål/A 45973-2025 FSC-klagomål.docx
+++ b/klagomål/A 45973-2025 FSC-klagomål.docx
@@ -959,7 +959,7 @@
     <w:r>
       <w:tab/>
       <w:tab/>
-      <w:t>2025-12-08</w:t>
+      <w:t>2025-12-09</w:t>
       <w:br/>
       <w:br/>
     </w:r>

--- a/klagomål/A 45973-2025 FSC-klagomål.docx
+++ b/klagomål/A 45973-2025 FSC-klagomål.docx
@@ -959,7 +959,7 @@
     <w:r>
       <w:tab/>
       <w:tab/>
-      <w:t>2025-12-09</w:t>
+      <w:t>2025-12-10</w:t>
       <w:br/>
       <w:br/>
     </w:r>

--- a/klagomål/A 45973-2025 FSC-klagomål.docx
+++ b/klagomål/A 45973-2025 FSC-klagomål.docx
@@ -959,7 +959,7 @@
     <w:r>
       <w:tab/>
       <w:tab/>
-      <w:t>2025-12-10</w:t>
+      <w:t>2025-12-11</w:t>
       <w:br/>
       <w:br/>
     </w:r>

--- a/klagomål/A 45973-2025 FSC-klagomål.docx
+++ b/klagomål/A 45973-2025 FSC-klagomål.docx
@@ -959,7 +959,7 @@
     <w:r>
       <w:tab/>
       <w:tab/>
-      <w:t>2025-12-11</w:t>
+      <w:t>2025-12-12</w:t>
       <w:br/>
       <w:br/>
     </w:r>

--- a/klagomål/A 45973-2025 FSC-klagomål.docx
+++ b/klagomål/A 45973-2025 FSC-klagomål.docx
@@ -959,7 +959,7 @@
     <w:r>
       <w:tab/>
       <w:tab/>
-      <w:t>2025-12-12</w:t>
+      <w:t>2025-12-13</w:t>
       <w:br/>
       <w:br/>
     </w:r>

--- a/klagomål/A 45973-2025 FSC-klagomål.docx
+++ b/klagomål/A 45973-2025 FSC-klagomål.docx
@@ -959,7 +959,7 @@
     <w:r>
       <w:tab/>
       <w:tab/>
-      <w:t>2025-12-19</w:t>
+      <w:t>2025-12-20</w:t>
       <w:br/>
       <w:br/>
     </w:r>

--- a/klagomål/A 45973-2025 FSC-klagomål.docx
+++ b/klagomål/A 45973-2025 FSC-klagomål.docx
@@ -959,7 +959,7 @@
     <w:r>
       <w:tab/>
       <w:tab/>
-      <w:t>2025-12-20</w:t>
+      <w:t>2025-12-21</w:t>
       <w:br/>
       <w:br/>
     </w:r>

--- a/klagomål/A 45973-2025 FSC-klagomål.docx
+++ b/klagomål/A 45973-2025 FSC-klagomål.docx
@@ -959,7 +959,7 @@
     <w:r>
       <w:tab/>
       <w:tab/>
-      <w:t>2025-12-21</w:t>
+      <w:t>2025-12-22</w:t>
       <w:br/>
       <w:br/>
     </w:r>

--- a/klagomål/A 45973-2025 FSC-klagomål.docx
+++ b/klagomål/A 45973-2025 FSC-klagomål.docx
@@ -959,7 +959,7 @@
     <w:r>
       <w:tab/>
       <w:tab/>
-      <w:t>2025-12-22</w:t>
+      <w:t>2025-12-26</w:t>
       <w:br/>
       <w:br/>
     </w:r>

--- a/klagomål/A 45973-2025 FSC-klagomål.docx
+++ b/klagomål/A 45973-2025 FSC-klagomål.docx
@@ -959,7 +959,7 @@
     <w:r>
       <w:tab/>
       <w:tab/>
-      <w:t>2025-12-26</w:t>
+      <w:t>2025-12-28</w:t>
       <w:br/>
       <w:br/>
     </w:r>

--- a/klagomål/A 45973-2025 FSC-klagomål.docx
+++ b/klagomål/A 45973-2025 FSC-klagomål.docx
@@ -959,7 +959,7 @@
     <w:r>
       <w:tab/>
       <w:tab/>
-      <w:t>2025-12-28</w:t>
+      <w:t>2025-12-29</w:t>
       <w:br/>
       <w:br/>
     </w:r>

--- a/klagomål/A 45973-2025 FSC-klagomål.docx
+++ b/klagomål/A 45973-2025 FSC-klagomål.docx
@@ -959,7 +959,7 @@
     <w:r>
       <w:tab/>
       <w:tab/>
-      <w:t>2025-12-29</w:t>
+      <w:t>2025-12-30</w:t>
       <w:br/>
       <w:br/>
     </w:r>

--- a/klagomål/A 45973-2025 FSC-klagomål.docx
+++ b/klagomål/A 45973-2025 FSC-klagomål.docx
@@ -959,7 +959,7 @@
     <w:r>
       <w:tab/>
       <w:tab/>
-      <w:t>2025-12-30</w:t>
+      <w:t>2025-12-31</w:t>
       <w:br/>
       <w:br/>
     </w:r>

--- a/klagomål/A 45973-2025 FSC-klagomål.docx
+++ b/klagomål/A 45973-2025 FSC-klagomål.docx
@@ -959,7 +959,7 @@
     <w:r>
       <w:tab/>
       <w:tab/>
-      <w:t>2025-12-31</w:t>
+      <w:t>2026-01-03</w:t>
       <w:br/>
       <w:br/>
     </w:r>

--- a/klagomål/A 45973-2025 FSC-klagomål.docx
+++ b/klagomål/A 45973-2025 FSC-klagomål.docx
@@ -959,7 +959,7 @@
     <w:r>
       <w:tab/>
       <w:tab/>
-      <w:t>2026-01-07</w:t>
+      <w:t>2026-01-08</w:t>
       <w:br/>
       <w:br/>
     </w:r>
